--- a/az/discovery-articles/3.4 Daxiliyanma mühərriki.docx
+++ b/az/discovery-articles/3.4 Daxiliyanma mühərriki.docx
@@ -4,549 +4,363 @@
   <w:body>
     <w:p>
       <w:pPr>
-        <w:keepNext/>
-        <w:spacing w:before="280" w:after="120"/>
+        <w:pStyle w:val="Title"/>
+        <w:widowControl/>
       </w:pPr>
       <w:r>
-        <w:rPr>
-          <w:rFonts w:ascii="Calibri" w:hAnsi="Calibri" w:eastAsia="Calibri"/>
-          <w:b/>
-          <w:i w:val="0"/>
-          <w:color w:val="004E8C"/>
-          <w:sz w:val="44"/>
-        </w:rPr>
         <w:t>3.4 Daxiliyanma mühərriki</w:t>
       </w:r>
     </w:p>
     <w:p>
       <w:pPr>
-        <w:spacing w:after="80"/>
+        <w:keepNext/>
+        <w:widowControl/>
       </w:pPr>
       <w:r>
         <w:rPr>
-          <w:rFonts w:ascii="Calibri" w:hAnsi="Calibri" w:eastAsia="Calibri"/>
-          <w:b w:val="0"/>
-          <w:i/>
-          <w:color w:val="505050"/>
-          <w:sz w:val="22"/>
+          <w:sz w:val="20"/>
         </w:rPr>
-        <w:t>3. Sənaye, enerji və nəqliyyat</w:t>
-      </w:r>
-    </w:p>
-    <w:p>
-      <w:pPr>
-        <w:spacing w:after="200"/>
-      </w:pPr>
-      <w:r>
-        <w:rPr>
-          <w:rFonts w:ascii="Calibri" w:hAnsi="Calibri" w:eastAsia="Calibri"/>
-          <w:b w:val="0"/>
-          <w:i/>
-          <w:sz w:val="22"/>
-        </w:rPr>
-        <w:t>Dövr: 1859–1876-cı illər (ilk praktik quruluşlar: Lenuar, Otto, Bo de Roşa) | Əsas simalar: Etyen Lenuar; Nikolaus Otto (dördtaktlı dövr, 1876); Rudolf Dizel (1897)</w:t>
-      </w:r>
-    </w:p>
-    <w:p>
-      <w:pPr>
-        <w:spacing w:after="160" w:line="276" w:lineRule="auto"/>
-      </w:pPr>
-      <w:r>
-        <w:rPr>
-          <w:rFonts w:ascii="Calibri" w:hAnsi="Calibri" w:eastAsia="Calibri"/>
-          <w:b w:val="0"/>
-          <w:i w:val="0"/>
-          <w:sz w:val="22"/>
-        </w:rPr>
-        <w:t>Daxiliyanma mühərriki silindrin daxilində yanacaq yandıraraq porşeni hərəkətə gətirir. Yığcam və güclü olan bu mühərrik avtomobillərin, təyyarələrin və XX əsr nəqliyyatının böyük hissəsinin yaranmasına imkan verdi.</w:t>
+        <w:t>3 Sənaye enerji və nəqliyyat</w:t>
       </w:r>
     </w:p>
     <w:p>
       <w:pPr>
         <w:keepNext/>
-        <w:spacing w:before="240" w:after="120"/>
+        <w:widowControl/>
       </w:pPr>
       <w:r>
         <w:rPr>
-          <w:rFonts w:ascii="Calibri" w:hAnsi="Calibri" w:eastAsia="Calibri"/>
-          <w:b/>
-          <w:i w:val="0"/>
-          <w:color w:val="004E8C"/>
-          <w:sz w:val="28"/>
+          <w:sz w:val="20"/>
         </w:rPr>
-        <w:t>Əsas faktlar</w:t>
+        <w:t>Dövr: 1859–1876 (Lenuar, Otto və Bo de Roşanın ilk praktik həlləri) | Əsas şəxslər: Etyen Lenuar; Nikolaus Otto (dördtaktlı dövr, 1876); Rudolf Dizel (1897)</w:t>
+      </w:r>
+    </w:p>
+    <w:p>
+      <w:pPr>
+        <w:widowControl/>
+      </w:pPr>
+      <w:r>
+        <w:t>Daxiliyanma mühərrikində yanacaq silindrin içində yanaraq porşeni hərəkət etdirir. Yığcam və güclü olması avtomobillərin, təyyarələrin və XX əsr nəqliyyatının böyük hissəsinin inkişafına imkan yaratdı.</w:t>
+      </w:r>
+    </w:p>
+    <w:p>
+      <w:pPr>
+        <w:pStyle w:val="Heading1"/>
+        <w:widowControl/>
+      </w:pPr>
+      <w:r>
+        <w:t>Əsas məlumatlar</w:t>
       </w:r>
     </w:p>
     <w:p>
       <w:pPr>
         <w:pStyle w:val="ListBullet"/>
+        <w:widowControl/>
       </w:pPr>
       <w:r>
-        <w:rPr>
-          <w:rFonts w:ascii="Calibri" w:hAnsi="Calibri" w:eastAsia="Calibri"/>
-          <w:b w:val="0"/>
-          <w:i w:val="0"/>
-          <w:sz w:val="22"/>
-        </w:rPr>
-        <w:t>Nikolaus Otto 1876-cı ildə işlək dördtaktlı qaz mühərrikini nümayiş etdirib</w:t>
+        <w:t>Nikolaus Otto 1876-cı ildə işlək dördtaktlı qaz mühərrikini nümayiş etdirdi.</w:t>
       </w:r>
     </w:p>
     <w:p>
       <w:pPr>
         <w:pStyle w:val="ListBullet"/>
+        <w:widowControl/>
       </w:pPr>
       <w:r>
-        <w:rPr>
-          <w:rFonts w:ascii="Calibri" w:hAnsi="Calibri" w:eastAsia="Calibri"/>
-          <w:b w:val="0"/>
-          <w:i w:val="0"/>
-          <w:sz w:val="22"/>
-        </w:rPr>
-        <w:t>Qotlib Daymler və Vilhelm Maybax yüksək sürətlə işləyən benzin mühərrikləri hazırlayıblar</w:t>
+        <w:t>Qotlib Daymler və Vilhelm Maybax yüksək sürətlə işləyən benzin mühərrikləri hazırladılar.</w:t>
       </w:r>
     </w:p>
     <w:p>
       <w:pPr>
         <w:pStyle w:val="ListBullet"/>
+        <w:widowControl/>
       </w:pPr>
       <w:r>
-        <w:rPr>
-          <w:rFonts w:ascii="Calibri" w:hAnsi="Calibri" w:eastAsia="Calibri"/>
-          <w:b w:val="0"/>
-          <w:i w:val="0"/>
-          <w:sz w:val="22"/>
-        </w:rPr>
-        <w:t>Rudolf Dizelin 1890-cı illərdə yaratdığı mühərrik yanacağı sıxılma nəticəsində yaranan istiliklə alışdırıb</w:t>
+        <w:t>Rudolf Dizelin 1890-cı illərdə yaratdığı mühərrikdə daha ağır yanacaqlar sıxılmadan yaranan istiliklə alışırdı.</w:t>
       </w:r>
     </w:p>
     <w:p>
       <w:pPr>
         <w:pStyle w:val="ListBullet"/>
+        <w:widowControl/>
       </w:pPr>
       <w:r>
-        <w:rPr>
-          <w:rFonts w:ascii="Calibri" w:hAnsi="Calibri" w:eastAsia="Calibri"/>
-          <w:b w:val="0"/>
-          <w:i w:val="0"/>
-          <w:sz w:val="22"/>
-        </w:rPr>
-        <w:t>Buxar qazanından fərqli olaraq, daxiliyanma mühərrikində yanacaq birbaşa işçi silindrdə yanır</w:t>
+        <w:t>Yanacaq kənardakı buxar qazanında deyil, işçi silindrin içində yanır.</w:t>
       </w:r>
     </w:p>
     <w:p>
       <w:pPr>
         <w:pStyle w:val="ListBullet"/>
+        <w:widowControl/>
       </w:pPr>
       <w:r>
-        <w:rPr>
-          <w:rFonts w:ascii="Calibri" w:hAnsi="Calibri" w:eastAsia="Calibri"/>
-          <w:b w:val="0"/>
-          <w:i w:val="0"/>
-          <w:sz w:val="22"/>
-        </w:rPr>
-        <w:t>Bu mühərrik bir əsr boyunca quru və hava nəqliyyatında üstünlük təşkil edib</w:t>
+        <w:t>Bu quruluş bir əsr ərzində yol və hava nəqliyyatında üstün mövqe tutdu.</w:t>
       </w:r>
     </w:p>
     <w:p>
       <w:pPr>
-        <w:keepNext/>
-        <w:spacing w:before="240" w:after="120"/>
+        <w:pStyle w:val="Heading1"/>
+        <w:widowControl/>
       </w:pPr>
       <w:r>
-        <w:rPr>
-          <w:rFonts w:ascii="Calibri" w:hAnsi="Calibri" w:eastAsia="Calibri"/>
-          <w:b/>
-          <w:i w:val="0"/>
-          <w:color w:val="004E8C"/>
-          <w:sz w:val="28"/>
-        </w:rPr>
         <w:t>Bu nədir</w:t>
       </w:r>
     </w:p>
     <w:p>
       <w:pPr>
-        <w:spacing w:after="160" w:line="276" w:lineRule="auto"/>
+        <w:widowControl/>
       </w:pPr>
       <w:r>
-        <w:rPr>
-          <w:rFonts w:ascii="Calibri" w:hAnsi="Calibri" w:eastAsia="Calibri"/>
-          <w:b w:val="0"/>
-          <w:i w:val="0"/>
-          <w:sz w:val="22"/>
-        </w:rPr>
-        <w:t>Daxiliyanma mühərrikində yanacaqla havanın qarışığı qapalı silindrin daxilində yanır. Yaranan isti qazlar genişlənərək porşeni itələyir, dirsəkli val isə bu irəli-geri hərəkəti fırlanmaya çevirir. Avtomobillərdə ən çox işlədilən dördtaktlı dövr sorma, sıxma, iş və xaricetmə mərhələlərindən ibarətdir. Buxar mühərrikindən fərqli olaraq, burada ayrıca qazan yoxdur. Alov birbaşa işləyən hissənin daxilində yaranır — saniyədə dəfələrlə təkrarlanan idarə olunan partlayış kimi.</w:t>
+        <w:t>Daxiliyanma mühərriki qapalı silindrdə yanacaq və hava qarışığını yandırır. Qızmış qazlar genişlənərək porşeni itələyir, dirsəkli val isə bu hərəkəti fırlanmaya çevirir. Avtomobillərdə geniş yayılmış dördtaktlı dövr sorma, sıxma, iş gedişi və xaricetmədən ibarətdir. Buxar mühərrikindən fərqli olaraq ayrıca qazan yoxdur. Yanma birbaşa işləyən hissədə baş verir; bunu saniyədə dəfələrlə təkrarlanan, idarə olunan partlayışa bənzətmək olar.</w:t>
       </w:r>
     </w:p>
     <w:p>
       <w:pPr>
-        <w:keepNext/>
-        <w:spacing w:before="240" w:after="120"/>
+        <w:pStyle w:val="Heading1"/>
+        <w:widowControl/>
       </w:pPr>
       <w:r>
-        <w:rPr>
-          <w:rFonts w:ascii="Calibri" w:hAnsi="Calibri" w:eastAsia="Calibri"/>
-          <w:b/>
-          <w:i w:val="0"/>
-          <w:color w:val="004E8C"/>
-          <w:sz w:val="28"/>
-        </w:rPr>
-        <w:t>Onu kim kəşf və ya ixtira edib</w:t>
+        <w:t>Kim kəşf edib və ya yaradıb</w:t>
       </w:r>
     </w:p>
     <w:p>
       <w:pPr>
-        <w:spacing w:after="160" w:line="276" w:lineRule="auto"/>
+        <w:widowControl/>
       </w:pPr>
       <w:r>
-        <w:rPr>
-          <w:rFonts w:ascii="Calibri" w:hAnsi="Calibri" w:eastAsia="Calibri"/>
-          <w:b w:val="0"/>
-          <w:i w:val="0"/>
-          <w:sz w:val="22"/>
-        </w:rPr>
-        <w:t>Çoxsaylı tədqiqatçılar qaz və benzin mühərriklərini sınaqdan keçirirdilər. Nikolaus Ottonun 1876-cı ildə yaratdığı dördtaktlı mühərrik praktik baxımdan dönüş nöqtəsi oldu. Qotlib Daymler və Vilhelm Maybax nəqliyyat vasitələrinə uyğun daha yüngül, sürətli benzin mühərrikləri hazırladılar. Rudolf Dizel 1890-cı illərdə yanacağı sıxılma nəticəsində yaranan istiliklə alışdıran mühərrik layihələndirdi; bu qurğu gəmi və yük avtomobilləri üçün səmərəli idi. Karl Bens və başqaları isə mühərriki təkərlər üzərinə yerləşdirdilər. Bu ixtira bir nəfərin deyil, bir-birindən işi təhvil alan mühəndislərin nəticəsi idi.</w:t>
+        <w:t>Qaz və benzin mühərrikləri üzərində çoxsaylı təcrübəçilər çalışırdı. Nikolaus Ottonun 1876-cı il dördtaktlı mühərriki mühüm praktik mərhələ oldu. Qotlib Daymler və Vilhelm Maybax nəqliyyata uyğun daha yüngül və sürətli benzin mühərrikləri hazırladılar. Rudolf Dizel 1890-cı illərdə yanacağı sıxılmanın yaratdığı istiliklə alışdıran mühərrik qurdu; bu həll gəmilər və yük maşınları üçün səmərəli idi. Karl Bens və başqaları mühərrikləri təkərli nəqliyyata yerləşdirdilər. Nəticə tək bir insanın deyil, bir-birinin işini davam etdirən ixtiraçıların nailiyyəti idi.</w:t>
       </w:r>
     </w:p>
     <w:p>
       <w:pPr>
-        <w:keepNext/>
-        <w:spacing w:before="240" w:after="120"/>
+        <w:pStyle w:val="Heading1"/>
+        <w:widowControl/>
       </w:pPr>
       <w:r>
-        <w:rPr>
-          <w:rFonts w:ascii="Calibri" w:hAnsi="Calibri" w:eastAsia="Calibri"/>
-          <w:b/>
-          <w:i w:val="0"/>
-          <w:color w:val="004E8C"/>
-          <w:sz w:val="28"/>
-        </w:rPr>
-        <w:t>Nə vaxt və necə meydana gəlib</w:t>
+        <w:t>Nə vaxt və necə yaranıb</w:t>
       </w:r>
     </w:p>
     <w:p>
       <w:pPr>
-        <w:spacing w:after="160" w:line="276" w:lineRule="auto"/>
+        <w:widowControl/>
       </w:pPr>
       <w:r>
-        <w:rPr>
-          <w:rFonts w:ascii="Calibri" w:hAnsi="Calibri" w:eastAsia="Calibri"/>
-          <w:b w:val="0"/>
-          <w:i w:val="0"/>
-          <w:sz w:val="22"/>
-        </w:rPr>
-        <w:t>XIX əsrin sonlarında neft artıq mövcud idi, dəzgahlar dəqiqləşmişdi və fabrik ölçüsündə bacaya ehtiyac duymayan güc mənbəyinə tələbat yaranmışdı. Almaniya və başqa ölkələrin emalatxanaları at arabasına yerləşəcək qədər kiçik mühərrik hazırlamaq uğrunda yarışırdı. Patentlər və sərgilər yeni quruluşların yayılmasına kömək etdi. 1900-cü ilə çatanda daxiliyanma mühərrikinin sadəcə maraqlı təcrübə olmadığı aydın idi.</w:t>
+        <w:t>XIX əsrin sonlarında neft, daha yaxşı dəzgahlar və fabrik ölçüsündə bacaya ehtiyac duymayan güc mənbəyinə tələbat vardı. Almaniyada və başqa ölkələrdə emalatxanalar faytona yerləşəcək qədər kiçik mühərrik hazırlamaq üçün yarışırdı. Patentlər və sərgilər yeni quruluşları yayırdı. 1900-cü ilə doğru daxiliyanma mühərrikinin sadəcə maraqlı təcrübə olmadığı aydınlaşmışdı.</w:t>
       </w:r>
     </w:p>
     <w:p>
       <w:pPr>
-        <w:keepNext/>
-        <w:spacing w:before="240" w:after="120"/>
+        <w:pStyle w:val="Heading1"/>
+        <w:widowControl/>
       </w:pPr>
       <w:r>
-        <w:rPr>
-          <w:rFonts w:ascii="Calibri" w:hAnsi="Calibri" w:eastAsia="Calibri"/>
-          <w:b/>
-          <w:i w:val="0"/>
-          <w:color w:val="004E8C"/>
-          <w:sz w:val="28"/>
-        </w:rPr>
-        <w:t>Elmi baxımdan əhəmiyyəti</w:t>
+        <w:t>Elm üçün əhəmiyyəti</w:t>
       </w:r>
     </w:p>
     <w:p>
       <w:pPr>
-        <w:spacing w:after="160" w:line="276" w:lineRule="auto"/>
+        <w:widowControl/>
       </w:pPr>
       <w:r>
-        <w:rPr>
-          <w:rFonts w:ascii="Calibri" w:hAnsi="Calibri" w:eastAsia="Calibri"/>
-          <w:b w:val="0"/>
-          <w:i w:val="0"/>
-          <w:sz w:val="22"/>
-        </w:rPr>
-        <w:t>Bu mühərrik kiçik maye yanacaq çənində çox böyük enerji cəmləyirdi. Az çəki ilə çox iş görməyə imkan verən bu yüksək enerji sıxlığı uzun yol səfərlərində ona buxar avtomobilləri və erkən elektrik nəqliyyat vasitələri üzərində üstünlük qazandırdı. Termodinamika ilə metallurgiya birlikdə inkişaf etməli idi: yüksək temperatur möhkəm metal və keyfiyyətli yağlama tələb edirdi. Həyətdə işləyən mühərrikin səsi əslində tətbiqi istilik elminin səsidir.</w:t>
+        <w:t>Kiçik həcmli maye yanacaq çəni çox enerji daşıyırdı. Nisbətən az çəkidən böyük iş almaq imkanı — yüksək enerji sıxlığı — uzun yol səfərlərində buxarlı avtomobillər və erkən elektromobillər qarşısında üstünlük yaradırdı. Termodinamika və metallurgiya birlikdə inkişaf etməli idi: yüksək temperatur möhkəm metallar və yaxşı yağlama tələb edirdi. Həyətimizdə səsini eşitdiyimiz mühərrik istilik haqqında elmin praktik tətbiqidir.</w:t>
       </w:r>
     </w:p>
     <w:p>
       <w:pPr>
-        <w:keepNext/>
-        <w:spacing w:before="240" w:after="120"/>
+        <w:pStyle w:val="Heading1"/>
+        <w:widowControl/>
       </w:pPr>
       <w:r>
-        <w:rPr>
-          <w:rFonts w:ascii="Calibri" w:hAnsi="Calibri" w:eastAsia="Calibri"/>
-          <w:b/>
-          <w:i w:val="0"/>
-          <w:color w:val="004E8C"/>
-          <w:sz w:val="28"/>
-        </w:rPr>
-        <w:t>Sonrakı inkişaflara necə təsir göstərib</w:t>
+        <w:t>Sonrakı inkişafa təsiri</w:t>
       </w:r>
     </w:p>
     <w:p>
       <w:pPr>
-        <w:spacing w:after="160" w:line="276" w:lineRule="auto"/>
+        <w:widowControl/>
       </w:pPr>
       <w:r>
-        <w:rPr>
-          <w:rFonts w:ascii="Calibri" w:hAnsi="Calibri" w:eastAsia="Calibri"/>
-          <w:b w:val="0"/>
-          <w:i w:val="0"/>
-          <w:sz w:val="22"/>
-        </w:rPr>
-        <w:t>Avtomobil, motosiklet, traktor, tank və reaktiv mühərriklər dövrünədək təyyarələrin əksəriyyəti bu prinsipin müxtəlif formalarından istifadə edirdi. Onları yanacaqla təmin etmək üçün neft emalı sənayesi genişləndi. XXI əsrdə elektrik mühərrikləri və akkumulyatorlar minik avtomobillərində daxiliyanma mühərriki ilə rəqabət aparır, lakin gəmilər, təyyarələr və ağır maşınlar hələ də böyük ölçüdə yanmadan asılıdır. Hibrid sistemlər hər iki üsulu birləşdirir.</w:t>
+        <w:t>Avtomobillər, motosikletlər, traktorlar, tanklar və reaktiv aviasiya dövrünə qədər təyyarələrin əksəriyyəti bu fikrin müxtəlif variantlarından istifadə edirdi. Onları yanacaqla təmin etmək üçün neft emalı böyüdü. XXI əsrdə elektrik mühərrikləri və batareyalar avtomobillərdə daxiliyanma mühərriklərinə rəqibdir. Gəmilər, təyyarələr və ağır maşınlar isə hələ də yanmaya geniş ölçüdə arxalanır. Hibrid sistemlər hər iki üsulu birləşdirir.</w:t>
       </w:r>
     </w:p>
     <w:p>
       <w:pPr>
-        <w:keepNext/>
-        <w:spacing w:before="240" w:after="120"/>
+        <w:pStyle w:val="Heading1"/>
+        <w:widowControl/>
       </w:pPr>
       <w:r>
-        <w:rPr>
-          <w:rFonts w:ascii="Calibri" w:hAnsi="Calibri" w:eastAsia="Calibri"/>
-          <w:b/>
-          <w:i w:val="0"/>
-          <w:color w:val="004E8C"/>
-          <w:sz w:val="28"/>
-        </w:rPr>
         <w:t>İnsan həyatını necə dəyişib</w:t>
       </w:r>
     </w:p>
     <w:p>
       <w:pPr>
-        <w:spacing w:after="160" w:line="276" w:lineRule="auto"/>
+        <w:widowControl/>
       </w:pPr>
       <w:r>
-        <w:rPr>
-          <w:rFonts w:ascii="Calibri" w:hAnsi="Calibri" w:eastAsia="Calibri"/>
-          <w:b w:val="0"/>
-          <w:i w:val="0"/>
-          <w:sz w:val="22"/>
-        </w:rPr>
-        <w:t>Şəxsi səyahət, şəhərətrafı yaşayış və malların qlobal daşınması bu mühərrik ətrafında yenidən quruldu. Havanın çirklənməsi, neft uğrunda siyasi mübarizə və yanmış karbondan yaranan iqlim dəyişikliyi də onunla birlikdə gəldi. Cəmiyyət həm hərəkət azadlığı, həm də yeni asılılıq qazandı. Həyətdəki mühərrik eyni zamanda rahatlıqdır və hələ də həll etməyə çalışdığımız tarixi problemdir.</w:t>
+        <w:t>Şəxsi səfərlər, şəhərətrafı yaşayış və dünya üzrə yük daşımaları bu mühərrik ətrafında yenidən quruldu. Dumanla çirklənmənin qarışığı olan smoq, neftlə bağlı siyasi münasibətlər və karbonlu yanacaqların yandırılmasından doğan iqlim dəyişikliyi də bu tarixə daxildir. Cəmiyyət hərəkət azadlığı ilə yanaşı yeni asılılıq qazandı. Evin qarşısındakı avtomobil mühərriki həm rahatlıq, həm də hələ həll etməyə çalışdığımız tarixi problemdir.</w:t>
       </w:r>
     </w:p>
     <w:p>
       <w:pPr>
-        <w:keepNext/>
-        <w:spacing w:before="240" w:after="120"/>
+        <w:pStyle w:val="Heading1"/>
+        <w:widowControl/>
       </w:pPr>
       <w:r>
-        <w:rPr>
-          <w:rFonts w:ascii="Calibri" w:hAnsi="Calibri" w:eastAsia="Calibri"/>
-          <w:b/>
-          <w:i w:val="0"/>
-          <w:color w:val="004E8C"/>
-          <w:sz w:val="28"/>
-        </w:rPr>
         <w:t>Mənbələr və istinadlar</w:t>
       </w:r>
     </w:p>
     <w:p>
       <w:pPr>
-        <w:keepNext/>
-        <w:spacing w:before="240" w:after="120"/>
+        <w:pStyle w:val="Heading2"/>
+        <w:widowControl/>
       </w:pPr>
       <w:r>
         <w:rPr>
-          <w:rFonts w:ascii="Calibri" w:hAnsi="Calibri" w:eastAsia="Calibri"/>
-          <w:b/>
-          <w:i w:val="0"/>
-          <w:color w:val="004E8C"/>
-          <w:sz w:val="24"/>
+          <w:sz w:val="20"/>
         </w:rPr>
-        <w:t>C. Təşkilatların materialları və ensiklopedik mənbələr</w:t>
+        <w:t>C Qurumların materialları və ensiklopedik mənbələr</w:t>
       </w:r>
     </w:p>
     <w:p>
       <w:pPr>
-        <w:spacing w:after="80"/>
-        <w:ind w:left="360"/>
+        <w:widowControl/>
       </w:pPr>
       <w:r>
         <w:rPr>
-          <w:rFonts w:ascii="Calibri" w:hAnsi="Calibri" w:eastAsia="Calibri"/>
-          <w:b w:val="0"/>
-          <w:i w:val="0"/>
-          <w:sz w:val="22"/>
+          <w:sz w:val="20"/>
         </w:rPr>
-        <w:t>1. Encyclopaedia Britannica. “Internal-combustion engine” (“Daxiliyanma mühərriki”).</w:t>
-      </w:r>
-      <w:r>
-        <w:rPr>
-          <w:rFonts w:ascii="Calibri" w:hAnsi="Calibri" w:eastAsia="Calibri"/>
-          <w:b w:val="0"/>
-          <w:i w:val="0"/>
-          <w:sz w:val="22"/>
-        </w:rPr>
-        <w:t xml:space="preserve"> </w:t>
+        <w:t xml:space="preserve">1. Encyclopaedia Britannica. 'Internal-combustion engine.' </w:t>
       </w:r>
       <w:hyperlink r:id="rId9">
         <w:r>
           <w:rPr>
-            <w:rFonts w:ascii="Calibri" w:hAnsi="Calibri" w:eastAsia="Calibri"/>
-            <w:b w:val="0"/>
-            <w:i w:val="0"/>
-            <w:sz w:val="22"/>
-            <w:color w:val="0563C1"/>
-            <w:u w:val="single"/>
+            <w:sz w:val="20"/>
           </w:rPr>
           <w:t>https://www.britannica.com/technology/internal-combustion-engine</w:t>
         </w:r>
       </w:hyperlink>
-    </w:p>
-    <w:p>
-      <w:pPr>
-        <w:keepNext/>
-        <w:spacing w:before="240" w:after="120"/>
-      </w:pPr>
       <w:r>
         <w:rPr>
-          <w:rFonts w:ascii="Calibri" w:hAnsi="Calibri" w:eastAsia="Calibri"/>
-          <w:b/>
-          <w:i w:val="0"/>
-          <w:color w:val="004E8C"/>
-          <w:sz w:val="24"/>
+          <w:sz w:val="20"/>
         </w:rPr>
-        <w:t>D. Muzey, arxiv və kitabxana materialları</w:t>
       </w:r>
     </w:p>
     <w:p>
       <w:pPr>
-        <w:spacing w:after="80"/>
-        <w:ind w:left="360"/>
+        <w:pStyle w:val="Heading2"/>
+        <w:widowControl/>
       </w:pPr>
       <w:r>
         <w:rPr>
-          <w:rFonts w:ascii="Calibri" w:hAnsi="Calibri" w:eastAsia="Calibri"/>
-          <w:b w:val="0"/>
-          <w:i w:val="0"/>
-          <w:sz w:val="22"/>
+          <w:sz w:val="20"/>
         </w:rPr>
-        <w:t>1. Science Museum (London). Otto, Dizel və erkən benzin mühərrikləri.</w:t>
+        <w:t>D Muzey arxiv və kitabxana materialları</w:t>
       </w:r>
+    </w:p>
+    <w:p>
+      <w:pPr>
+        <w:widowControl/>
+      </w:pPr>
       <w:r>
         <w:rPr>
-          <w:rFonts w:ascii="Calibri" w:hAnsi="Calibri" w:eastAsia="Calibri"/>
-          <w:b w:val="0"/>
-          <w:i w:val="0"/>
-          <w:sz w:val="22"/>
+          <w:sz w:val="20"/>
         </w:rPr>
-        <w:t xml:space="preserve"> </w:t>
+        <w:t xml:space="preserve">1. Science Museum (London). Otto, Diesel, and early petrol engines. </w:t>
       </w:r>
       <w:hyperlink r:id="rId10">
         <w:r>
           <w:rPr>
-            <w:rFonts w:ascii="Calibri" w:hAnsi="Calibri" w:eastAsia="Calibri"/>
-            <w:b w:val="0"/>
-            <w:i w:val="0"/>
-            <w:sz w:val="22"/>
-            <w:color w:val="0563C1"/>
-            <w:u w:val="single"/>
+            <w:sz w:val="20"/>
           </w:rPr>
           <w:t>https://www.sciencemuseum.org.uk/objects-and-stories</w:t>
         </w:r>
       </w:hyperlink>
+      <w:r>
+        <w:rPr>
+          <w:sz w:val="20"/>
+        </w:rPr>
+      </w:r>
     </w:p>
     <w:p>
       <w:pPr>
-        <w:spacing w:after="80"/>
-        <w:ind w:left="360"/>
+        <w:widowControl/>
       </w:pPr>
       <w:r>
         <w:rPr>
-          <w:rFonts w:ascii="Calibri" w:hAnsi="Calibri" w:eastAsia="Calibri"/>
-          <w:b w:val="0"/>
-          <w:i w:val="0"/>
-          <w:sz w:val="22"/>
+          <w:sz w:val="20"/>
         </w:rPr>
-        <w:t>2. Deutsches Museum. Avtomobil və mühərrikin tarixi.</w:t>
-      </w:r>
-      <w:r>
-        <w:rPr>
-          <w:rFonts w:ascii="Calibri" w:hAnsi="Calibri" w:eastAsia="Calibri"/>
-          <w:b w:val="0"/>
-          <w:i w:val="0"/>
-          <w:sz w:val="22"/>
-        </w:rPr>
-        <w:t xml:space="preserve"> </w:t>
+        <w:t xml:space="preserve">2. Deutsches Museum. History of the automobile and engine. </w:t>
       </w:r>
       <w:hyperlink r:id="rId11">
         <w:r>
           <w:rPr>
-            <w:rFonts w:ascii="Calibri" w:hAnsi="Calibri" w:eastAsia="Calibri"/>
-            <w:b w:val="0"/>
-            <w:i w:val="0"/>
-            <w:sz w:val="22"/>
-            <w:color w:val="0563C1"/>
-            <w:u w:val="single"/>
+            <w:sz w:val="20"/>
           </w:rPr>
           <w:t>https://www.deutsches-museum.de/en</w:t>
         </w:r>
       </w:hyperlink>
-    </w:p>
-    <w:p>
-      <w:pPr>
-        <w:keepNext/>
-        <w:spacing w:before="240" w:after="120"/>
-      </w:pPr>
       <w:r>
         <w:rPr>
-          <w:rFonts w:ascii="Calibri" w:hAnsi="Calibri" w:eastAsia="Calibri"/>
-          <w:b/>
-          <w:i w:val="0"/>
-          <w:color w:val="004E8C"/>
-          <w:sz w:val="24"/>
+          <w:sz w:val="20"/>
         </w:rPr>
-        <w:t>H. Peşəkar cəmiyyətlər və standartlaşdırma qurumları</w:t>
       </w:r>
     </w:p>
     <w:p>
       <w:pPr>
-        <w:spacing w:after="80"/>
-        <w:ind w:left="360"/>
+        <w:pStyle w:val="Heading2"/>
+        <w:widowControl/>
       </w:pPr>
       <w:r>
         <w:rPr>
-          <w:rFonts w:ascii="Calibri" w:hAnsi="Calibri" w:eastAsia="Calibri"/>
-          <w:b w:val="0"/>
-          <w:i w:val="0"/>
-          <w:sz w:val="22"/>
+          <w:sz w:val="20"/>
         </w:rPr>
-        <w:t>1. Engineering and Technology History Wiki (IEEE). Daxiliyanma mühərriki.</w:t>
+        <w:t>H Peşə birlikləri və standartlaşdırma qurumları</w:t>
       </w:r>
+    </w:p>
+    <w:p>
+      <w:pPr>
+        <w:widowControl/>
+      </w:pPr>
       <w:r>
         <w:rPr>
-          <w:rFonts w:ascii="Calibri" w:hAnsi="Calibri" w:eastAsia="Calibri"/>
-          <w:b w:val="0"/>
-          <w:i w:val="0"/>
-          <w:sz w:val="22"/>
+          <w:sz w:val="20"/>
         </w:rPr>
-        <w:t xml:space="preserve"> </w:t>
+        <w:t xml:space="preserve">1. Engineering and Technology History Wiki (IEEE). Internal combustion engine. </w:t>
       </w:r>
       <w:hyperlink r:id="rId12">
         <w:r>
           <w:rPr>
-            <w:rFonts w:ascii="Calibri" w:hAnsi="Calibri" w:eastAsia="Calibri"/>
-            <w:b w:val="0"/>
-            <w:i w:val="0"/>
-            <w:sz w:val="22"/>
-            <w:color w:val="0563C1"/>
-            <w:u w:val="single"/>
+            <w:sz w:val="20"/>
           </w:rPr>
           <w:t>https://ethw.org/Internal_Combustion_Engine</w:t>
         </w:r>
       </w:hyperlink>
+      <w:r>
+        <w:rPr>
+          <w:sz w:val="20"/>
+        </w:rPr>
+      </w:r>
     </w:p>
     <w:sectPr>
-      <w:pgSz w:w="12240" w:h="15840"/>
-      <w:pgMar w:top="1296" w:right="1440" w:bottom="1296" w:left="1440" w:header="720" w:footer="720" w:gutter="0"/>
+      <w:footerReference w:type="default" r:id="rId13"/>
+      <w:pgSz w:w="11906" w:h="16838"/>
+      <w:pgMar w:top="1020" w:right="1134" w:bottom="1020" w:left="1134" w:header="720" w:footer="720" w:gutter="0"/>
       <w:cols w:space="720"/>
       <w:docGrid w:linePitch="360"/>
     </w:sectPr>
   </w:body>
 </w:document>
+</file>
+
+<file path=word/footer1.xml><?xml version="1.0" encoding="utf-8"?>
+<w:ftr xmlns:m="http://schemas.openxmlformats.org/officeDocument/2006/math" xmlns:mc="http://schemas.openxmlformats.org/markup-compatibility/2006" xmlns:mo="http://schemas.microsoft.com/office/mac/office/2008/main" xmlns:mv="urn:schemas-microsoft-com:mac:vml" xmlns:o="urn:schemas-microsoft-com:office:office" xmlns:r="http://schemas.openxmlformats.org/officeDocument/2006/relationships" xmlns:v="urn:schemas-microsoft-com:vml" xmlns:w10="urn:schemas-microsoft-com:office:word" xmlns:w14="http://schemas.microsoft.com/office/word/2010/wordml" xmlns:w="http://schemas.openxmlformats.org/wordprocessingml/2006/main" xmlns:wne="http://schemas.microsoft.com/office/word/2006/wordml" xmlns:wp14="http://schemas.microsoft.com/office/word/2010/wordprocessingDrawing" xmlns:wp="http://schemas.openxmlformats.org/drawingml/2006/wordprocessingDrawing" xmlns:wpc="http://schemas.microsoft.com/office/word/2010/wordprocessingCanvas" xmlns:wpg="http://schemas.microsoft.com/office/word/2010/wordprocessingGroup" xmlns:wpi="http://schemas.microsoft.com/office/word/2010/wordprocessingInk" xmlns:wps="http://schemas.microsoft.com/office/word/2010/wordprocessingShape" mc:Ignorable="w14 wp14">
+  <w:p>
+    <w:pPr>
+      <w:pStyle w:val="Footer"/>
+      <w:jc w:val="right"/>
+    </w:pPr>
+    <w:fldSimple w:instr="PAGE"/>
+  </w:p>
+</w:ftr>
 </file>
 
 <file path=word/numbering.xml><?xml version="1.0" encoding="utf-8"?>
@@ -757,7 +571,7 @@
   <w:docDefaults>
     <w:rPrDefault>
       <w:rPr>
-        <w:rFonts w:asciiTheme="minorHAnsi" w:eastAsiaTheme="minorEastAsia" w:hAnsiTheme="minorHAnsi" w:cstheme="minorBidi"/>
+        <w:rFonts/>
         <w:sz w:val="22"/>
         <w:szCs w:val="22"/>
         <w:lang w:val="en-US" w:eastAsia="en-US" w:bidi="ar-SA"/>
@@ -912,6 +726,15 @@
     <w:name w:val="Normal"/>
     <w:qFormat/>
     <w:rsid w:val="00FC693F"/>
+    <w:pPr>
+      <w:spacing w:after="120" w:line="259" w:lineRule="auto"/>
+    </w:pPr>
+    <w:rPr>
+      <w:rFonts w:ascii="Times New Roman" w:hAnsi="Times New Roman"/>
+      <w:color w:val="000000"/>
+      <w:sz w:val="24"/>
+      <w:lang w:val="az-Latn-AZ"/>
+    </w:rPr>
   </w:style>
   <w:style w:type="paragraph" w:styleId="Header">
     <w:name w:val="header"/>
@@ -968,16 +791,17 @@
     <w:pPr>
       <w:keepNext/>
       <w:keepLines/>
-      <w:spacing w:before="480" w:after="0"/>
+      <w:spacing w:before="480" w:after="120" w:line="259" w:lineRule="auto"/>
       <w:outlineLvl w:val="0"/>
     </w:pPr>
     <w:rPr>
-      <w:rFonts w:asciiTheme="majorHAnsi" w:eastAsiaTheme="majorEastAsia" w:hAnsiTheme="majorHAnsi" w:cstheme="majorBidi"/>
+      <w:rFonts w:ascii="Times New Roman" w:hAnsi="Times New Roman"/>
       <w:b/>
       <w:bCs/>
-      <w:color w:val="365F91" w:themeColor="accent1" w:themeShade="BF"/>
-      <w:sz w:val="28"/>
+      <w:color w:val="000000"/>
+      <w:sz w:val="26"/>
       <w:szCs w:val="28"/>
+      <w:lang w:val="az-Latn-AZ"/>
     </w:rPr>
   </w:style>
   <w:style w:type="paragraph" w:styleId="Heading2">
@@ -992,16 +816,17 @@
     <w:pPr>
       <w:keepNext/>
       <w:keepLines/>
-      <w:spacing w:before="200" w:after="0"/>
+      <w:spacing w:before="200" w:after="120" w:line="259" w:lineRule="auto"/>
       <w:outlineLvl w:val="1"/>
     </w:pPr>
     <w:rPr>
-      <w:rFonts w:asciiTheme="majorHAnsi" w:eastAsiaTheme="majorEastAsia" w:hAnsiTheme="majorHAnsi" w:cstheme="majorBidi"/>
+      <w:rFonts w:ascii="Times New Roman" w:hAnsi="Times New Roman"/>
       <w:b/>
       <w:bCs/>
-      <w:color w:val="4F81BD" w:themeColor="accent1"/>
+      <w:color w:val="000000"/>
       <w:sz w:val="26"/>
       <w:szCs w:val="26"/>
+      <w:lang w:val="az-Latn-AZ"/>
     </w:rPr>
   </w:style>
   <w:style w:type="paragraph" w:styleId="Heading3">
@@ -1020,7 +845,7 @@
       <w:outlineLvl w:val="2"/>
     </w:pPr>
     <w:rPr>
-      <w:rFonts w:asciiTheme="majorHAnsi" w:eastAsiaTheme="majorEastAsia" w:hAnsiTheme="majorHAnsi" w:cstheme="majorBidi"/>
+      <w:rFonts/>
       <w:b/>
       <w:bCs/>
       <w:color w:val="4F81BD" w:themeColor="accent1"/>
@@ -1043,7 +868,7 @@
       <w:outlineLvl w:val="3"/>
     </w:pPr>
     <w:rPr>
-      <w:rFonts w:asciiTheme="majorHAnsi" w:eastAsiaTheme="majorEastAsia" w:hAnsiTheme="majorHAnsi" w:cstheme="majorBidi"/>
+      <w:rFonts/>
       <w:b/>
       <w:bCs/>
       <w:i/>
@@ -1068,7 +893,7 @@
       <w:outlineLvl w:val="4"/>
     </w:pPr>
     <w:rPr>
-      <w:rFonts w:asciiTheme="majorHAnsi" w:eastAsiaTheme="majorEastAsia" w:hAnsiTheme="majorHAnsi" w:cstheme="majorBidi"/>
+      <w:rFonts/>
       <w:color w:val="243F60" w:themeColor="accent1" w:themeShade="7F"/>
     </w:rPr>
   </w:style>
@@ -1089,7 +914,7 @@
       <w:outlineLvl w:val="5"/>
     </w:pPr>
     <w:rPr>
-      <w:rFonts w:asciiTheme="majorHAnsi" w:eastAsiaTheme="majorEastAsia" w:hAnsiTheme="majorHAnsi" w:cstheme="majorBidi"/>
+      <w:rFonts/>
       <w:i/>
       <w:iCs/>
       <w:color w:val="243F60" w:themeColor="accent1" w:themeShade="7F"/>
@@ -1112,7 +937,7 @@
       <w:outlineLvl w:val="6"/>
     </w:pPr>
     <w:rPr>
-      <w:rFonts w:asciiTheme="majorHAnsi" w:eastAsiaTheme="majorEastAsia" w:hAnsiTheme="majorHAnsi" w:cstheme="majorBidi"/>
+      <w:rFonts/>
       <w:i/>
       <w:iCs/>
       <w:color w:val="404040" w:themeColor="text1" w:themeTint="BF"/>
@@ -1135,7 +960,7 @@
       <w:outlineLvl w:val="7"/>
     </w:pPr>
     <w:rPr>
-      <w:rFonts w:asciiTheme="majorHAnsi" w:eastAsiaTheme="majorEastAsia" w:hAnsiTheme="majorHAnsi" w:cstheme="majorBidi"/>
+      <w:rFonts/>
       <w:color w:val="4F81BD" w:themeColor="accent1"/>
       <w:sz w:val="20"/>
       <w:szCs w:val="20"/>
@@ -1158,7 +983,7 @@
       <w:outlineLvl w:val="8"/>
     </w:pPr>
     <w:rPr>
-      <w:rFonts w:asciiTheme="majorHAnsi" w:eastAsiaTheme="majorEastAsia" w:hAnsiTheme="majorHAnsi" w:cstheme="majorBidi"/>
+      <w:rFonts/>
       <w:i/>
       <w:iCs/>
       <w:color w:val="404040" w:themeColor="text1" w:themeTint="BF"/>
@@ -1209,7 +1034,7 @@
     <w:uiPriority w:val="9"/>
     <w:rsid w:val="00FC693F"/>
     <w:rPr>
-      <w:rFonts w:asciiTheme="majorHAnsi" w:eastAsiaTheme="majorEastAsia" w:hAnsiTheme="majorHAnsi" w:cstheme="majorBidi"/>
+      <w:rFonts/>
       <w:b/>
       <w:bCs/>
       <w:color w:val="365F91" w:themeColor="accent1" w:themeShade="BF"/>
@@ -1224,7 +1049,7 @@
     <w:uiPriority w:val="9"/>
     <w:rsid w:val="00FC693F"/>
     <w:rPr>
-      <w:rFonts w:asciiTheme="majorHAnsi" w:eastAsiaTheme="majorEastAsia" w:hAnsiTheme="majorHAnsi" w:cstheme="majorBidi"/>
+      <w:rFonts/>
       <w:b/>
       <w:bCs/>
       <w:color w:val="4F81BD" w:themeColor="accent1"/>
@@ -1239,7 +1064,7 @@
     <w:uiPriority w:val="9"/>
     <w:rsid w:val="00FC693F"/>
     <w:rPr>
-      <w:rFonts w:asciiTheme="majorHAnsi" w:eastAsiaTheme="majorEastAsia" w:hAnsiTheme="majorHAnsi" w:cstheme="majorBidi"/>
+      <w:rFonts/>
       <w:b/>
       <w:bCs/>
       <w:color w:val="4F81BD" w:themeColor="accent1"/>
@@ -1254,19 +1079,17 @@
     <w:qFormat/>
     <w:rsid w:val="00FC693F"/>
     <w:pPr>
-      <w:pBdr>
-        <w:bottom w:val="single" w:sz="8" w:space="4" w:color="4F81BD" w:themeColor="accent1"/>
-      </w:pBdr>
-      <w:spacing w:after="300" w:line="240" w:lineRule="auto"/>
+      <w:spacing w:after="120" w:line="259" w:lineRule="auto"/>
       <w:contextualSpacing/>
     </w:pPr>
     <w:rPr>
-      <w:rFonts w:asciiTheme="majorHAnsi" w:eastAsiaTheme="majorEastAsia" w:hAnsiTheme="majorHAnsi" w:cstheme="majorBidi"/>
-      <w:color w:val="17365D" w:themeColor="text2" w:themeShade="BF"/>
+      <w:rFonts w:ascii="Times New Roman" w:hAnsi="Times New Roman"/>
+      <w:color w:val="000000"/>
       <w:spacing w:val="5"/>
       <w:kern w:val="28"/>
-      <w:sz w:val="52"/>
+      <w:sz w:val="40"/>
       <w:szCs w:val="52"/>
+      <w:lang w:val="az-Latn-AZ"/>
     </w:rPr>
   </w:style>
   <w:style w:type="character" w:customStyle="1" w:styleId="TitleChar">
@@ -1276,7 +1099,7 @@
     <w:uiPriority w:val="10"/>
     <w:rsid w:val="00FC693F"/>
     <w:rPr>
-      <w:rFonts w:asciiTheme="majorHAnsi" w:eastAsiaTheme="majorEastAsia" w:hAnsiTheme="majorHAnsi" w:cstheme="majorBidi"/>
+      <w:rFonts/>
       <w:color w:val="17365D" w:themeColor="text2" w:themeShade="BF"/>
       <w:spacing w:val="5"/>
       <w:kern w:val="28"/>
@@ -1298,7 +1121,7 @@
       </w:numPr>
     </w:pPr>
     <w:rPr>
-      <w:rFonts w:asciiTheme="majorHAnsi" w:eastAsiaTheme="majorEastAsia" w:hAnsiTheme="majorHAnsi" w:cstheme="majorBidi"/>
+      <w:rFonts/>
       <w:i/>
       <w:iCs/>
       <w:color w:val="4F81BD" w:themeColor="accent1"/>
@@ -1314,7 +1137,7 @@
     <w:uiPriority w:val="11"/>
     <w:rsid w:val="00FC693F"/>
     <w:rPr>
-      <w:rFonts w:asciiTheme="majorHAnsi" w:eastAsiaTheme="majorEastAsia" w:hAnsiTheme="majorHAnsi" w:cstheme="majorBidi"/>
+      <w:rFonts/>
       <w:i/>
       <w:iCs/>
       <w:color w:val="4F81BD" w:themeColor="accent1"/>
@@ -1439,8 +1262,15 @@
       <w:numPr>
         <w:numId w:val="1"/>
       </w:numPr>
+      <w:spacing w:after="120" w:line="259" w:lineRule="auto"/>
       <w:contextualSpacing/>
     </w:pPr>
+    <w:rPr>
+      <w:rFonts w:ascii="Times New Roman" w:hAnsi="Times New Roman"/>
+      <w:color w:val="000000"/>
+      <w:sz w:val="24"/>
+      <w:lang w:val="az-Latn-AZ"/>
+    </w:rPr>
   </w:style>
   <w:style w:type="paragraph" w:styleId="ListBullet2">
     <w:name w:val="List Bullet 2"/>
@@ -1612,7 +1442,7 @@
     <w:semiHidden/>
     <w:rsid w:val="00FC693F"/>
     <w:rPr>
-      <w:rFonts w:asciiTheme="majorHAnsi" w:eastAsiaTheme="majorEastAsia" w:hAnsiTheme="majorHAnsi" w:cstheme="majorBidi"/>
+      <w:rFonts/>
       <w:b/>
       <w:bCs/>
       <w:i/>
@@ -1628,7 +1458,7 @@
     <w:semiHidden/>
     <w:rsid w:val="00FC693F"/>
     <w:rPr>
-      <w:rFonts w:asciiTheme="majorHAnsi" w:eastAsiaTheme="majorEastAsia" w:hAnsiTheme="majorHAnsi" w:cstheme="majorBidi"/>
+      <w:rFonts/>
       <w:color w:val="243F60" w:themeColor="accent1" w:themeShade="7F"/>
     </w:rPr>
   </w:style>
@@ -1640,7 +1470,7 @@
     <w:semiHidden/>
     <w:rsid w:val="00FC693F"/>
     <w:rPr>
-      <w:rFonts w:asciiTheme="majorHAnsi" w:eastAsiaTheme="majorEastAsia" w:hAnsiTheme="majorHAnsi" w:cstheme="majorBidi"/>
+      <w:rFonts/>
       <w:i/>
       <w:iCs/>
       <w:color w:val="243F60" w:themeColor="accent1" w:themeShade="7F"/>
@@ -1654,7 +1484,7 @@
     <w:semiHidden/>
     <w:rsid w:val="00FC693F"/>
     <w:rPr>
-      <w:rFonts w:asciiTheme="majorHAnsi" w:eastAsiaTheme="majorEastAsia" w:hAnsiTheme="majorHAnsi" w:cstheme="majorBidi"/>
+      <w:rFonts/>
       <w:i/>
       <w:iCs/>
       <w:color w:val="404040" w:themeColor="text1" w:themeTint="BF"/>
@@ -1668,7 +1498,7 @@
     <w:semiHidden/>
     <w:rsid w:val="00FC693F"/>
     <w:rPr>
-      <w:rFonts w:asciiTheme="majorHAnsi" w:eastAsiaTheme="majorEastAsia" w:hAnsiTheme="majorHAnsi" w:cstheme="majorBidi"/>
+      <w:rFonts/>
       <w:color w:val="4F81BD" w:themeColor="accent1"/>
       <w:sz w:val="20"/>
       <w:szCs w:val="20"/>
@@ -1682,7 +1512,7 @@
     <w:semiHidden/>
     <w:rsid w:val="00FC693F"/>
     <w:rPr>
-      <w:rFonts w:asciiTheme="majorHAnsi" w:eastAsiaTheme="majorEastAsia" w:hAnsiTheme="majorHAnsi" w:cstheme="majorBidi"/>
+      <w:rFonts/>
       <w:i/>
       <w:iCs/>
       <w:color w:val="404040" w:themeColor="text1" w:themeTint="BF"/>
@@ -1741,9 +1571,6 @@
     <w:qFormat/>
     <w:rsid w:val="00FC693F"/>
     <w:pPr>
-      <w:pBdr>
-        <w:bottom w:val="single" w:sz="4" w:space="4" w:color="4F81BD" w:themeColor="accent1"/>
-      </w:pBdr>
       <w:spacing w:before="200" w:after="280"/>
       <w:ind w:left="936" w:right="936"/>
     </w:pPr>
@@ -3271,7 +3098,7 @@
         <w:spacing w:before="0" w:after="0" w:line="240" w:lineRule="auto"/>
       </w:pPr>
       <w:rPr>
-        <w:rFonts w:asciiTheme="majorHAnsi" w:eastAsiaTheme="majorEastAsia" w:hAnsiTheme="majorHAnsi" w:cstheme="majorBidi"/>
+        <w:rFonts/>
         <w:b/>
         <w:bCs/>
       </w:rPr>
@@ -3292,7 +3119,7 @@
         <w:spacing w:before="0" w:after="0" w:line="240" w:lineRule="auto"/>
       </w:pPr>
       <w:rPr>
-        <w:rFonts w:asciiTheme="majorHAnsi" w:eastAsiaTheme="majorEastAsia" w:hAnsiTheme="majorHAnsi" w:cstheme="majorBidi"/>
+        <w:rFonts/>
         <w:b/>
         <w:bCs/>
       </w:rPr>
@@ -3310,14 +3137,14 @@
     </w:tblStylePr>
     <w:tblStylePr w:type="firstCol">
       <w:rPr>
-        <w:rFonts w:asciiTheme="majorHAnsi" w:eastAsiaTheme="majorEastAsia" w:hAnsiTheme="majorHAnsi" w:cstheme="majorBidi"/>
+        <w:rFonts/>
         <w:b/>
         <w:bCs/>
       </w:rPr>
     </w:tblStylePr>
     <w:tblStylePr w:type="lastCol">
       <w:rPr>
-        <w:rFonts w:asciiTheme="majorHAnsi" w:eastAsiaTheme="majorEastAsia" w:hAnsiTheme="majorHAnsi" w:cstheme="majorBidi"/>
+        <w:rFonts/>
         <w:b/>
         <w:bCs/>
       </w:rPr>
@@ -3401,7 +3228,7 @@
         <w:spacing w:before="0" w:after="0" w:line="240" w:lineRule="auto"/>
       </w:pPr>
       <w:rPr>
-        <w:rFonts w:asciiTheme="majorHAnsi" w:eastAsiaTheme="majorEastAsia" w:hAnsiTheme="majorHAnsi" w:cstheme="majorBidi"/>
+        <w:rFonts/>
         <w:b/>
         <w:bCs/>
       </w:rPr>
@@ -3422,7 +3249,7 @@
         <w:spacing w:before="0" w:after="0" w:line="240" w:lineRule="auto"/>
       </w:pPr>
       <w:rPr>
-        <w:rFonts w:asciiTheme="majorHAnsi" w:eastAsiaTheme="majorEastAsia" w:hAnsiTheme="majorHAnsi" w:cstheme="majorBidi"/>
+        <w:rFonts/>
         <w:b/>
         <w:bCs/>
       </w:rPr>
@@ -3440,14 +3267,14 @@
     </w:tblStylePr>
     <w:tblStylePr w:type="firstCol">
       <w:rPr>
-        <w:rFonts w:asciiTheme="majorHAnsi" w:eastAsiaTheme="majorEastAsia" w:hAnsiTheme="majorHAnsi" w:cstheme="majorBidi"/>
+        <w:rFonts/>
         <w:b/>
         <w:bCs/>
       </w:rPr>
     </w:tblStylePr>
     <w:tblStylePr w:type="lastCol">
       <w:rPr>
-        <w:rFonts w:asciiTheme="majorHAnsi" w:eastAsiaTheme="majorEastAsia" w:hAnsiTheme="majorHAnsi" w:cstheme="majorBidi"/>
+        <w:rFonts/>
         <w:b/>
         <w:bCs/>
       </w:rPr>
@@ -3531,7 +3358,7 @@
         <w:spacing w:before="0" w:after="0" w:line="240" w:lineRule="auto"/>
       </w:pPr>
       <w:rPr>
-        <w:rFonts w:asciiTheme="majorHAnsi" w:eastAsiaTheme="majorEastAsia" w:hAnsiTheme="majorHAnsi" w:cstheme="majorBidi"/>
+        <w:rFonts/>
         <w:b/>
         <w:bCs/>
       </w:rPr>
@@ -3552,7 +3379,7 @@
         <w:spacing w:before="0" w:after="0" w:line="240" w:lineRule="auto"/>
       </w:pPr>
       <w:rPr>
-        <w:rFonts w:asciiTheme="majorHAnsi" w:eastAsiaTheme="majorEastAsia" w:hAnsiTheme="majorHAnsi" w:cstheme="majorBidi"/>
+        <w:rFonts/>
         <w:b/>
         <w:bCs/>
       </w:rPr>
@@ -3570,14 +3397,14 @@
     </w:tblStylePr>
     <w:tblStylePr w:type="firstCol">
       <w:rPr>
-        <w:rFonts w:asciiTheme="majorHAnsi" w:eastAsiaTheme="majorEastAsia" w:hAnsiTheme="majorHAnsi" w:cstheme="majorBidi"/>
+        <w:rFonts/>
         <w:b/>
         <w:bCs/>
       </w:rPr>
     </w:tblStylePr>
     <w:tblStylePr w:type="lastCol">
       <w:rPr>
-        <w:rFonts w:asciiTheme="majorHAnsi" w:eastAsiaTheme="majorEastAsia" w:hAnsiTheme="majorHAnsi" w:cstheme="majorBidi"/>
+        <w:rFonts/>
         <w:b/>
         <w:bCs/>
       </w:rPr>
@@ -3661,7 +3488,7 @@
         <w:spacing w:before="0" w:after="0" w:line="240" w:lineRule="auto"/>
       </w:pPr>
       <w:rPr>
-        <w:rFonts w:asciiTheme="majorHAnsi" w:eastAsiaTheme="majorEastAsia" w:hAnsiTheme="majorHAnsi" w:cstheme="majorBidi"/>
+        <w:rFonts/>
         <w:b/>
         <w:bCs/>
       </w:rPr>
@@ -3682,7 +3509,7 @@
         <w:spacing w:before="0" w:after="0" w:line="240" w:lineRule="auto"/>
       </w:pPr>
       <w:rPr>
-        <w:rFonts w:asciiTheme="majorHAnsi" w:eastAsiaTheme="majorEastAsia" w:hAnsiTheme="majorHAnsi" w:cstheme="majorBidi"/>
+        <w:rFonts/>
         <w:b/>
         <w:bCs/>
       </w:rPr>
@@ -3700,14 +3527,14 @@
     </w:tblStylePr>
     <w:tblStylePr w:type="firstCol">
       <w:rPr>
-        <w:rFonts w:asciiTheme="majorHAnsi" w:eastAsiaTheme="majorEastAsia" w:hAnsiTheme="majorHAnsi" w:cstheme="majorBidi"/>
+        <w:rFonts/>
         <w:b/>
         <w:bCs/>
       </w:rPr>
     </w:tblStylePr>
     <w:tblStylePr w:type="lastCol">
       <w:rPr>
-        <w:rFonts w:asciiTheme="majorHAnsi" w:eastAsiaTheme="majorEastAsia" w:hAnsiTheme="majorHAnsi" w:cstheme="majorBidi"/>
+        <w:rFonts/>
         <w:b/>
         <w:bCs/>
       </w:rPr>
@@ -3791,7 +3618,7 @@
         <w:spacing w:before="0" w:after="0" w:line="240" w:lineRule="auto"/>
       </w:pPr>
       <w:rPr>
-        <w:rFonts w:asciiTheme="majorHAnsi" w:eastAsiaTheme="majorEastAsia" w:hAnsiTheme="majorHAnsi" w:cstheme="majorBidi"/>
+        <w:rFonts/>
         <w:b/>
         <w:bCs/>
       </w:rPr>
@@ -3812,7 +3639,7 @@
         <w:spacing w:before="0" w:after="0" w:line="240" w:lineRule="auto"/>
       </w:pPr>
       <w:rPr>
-        <w:rFonts w:asciiTheme="majorHAnsi" w:eastAsiaTheme="majorEastAsia" w:hAnsiTheme="majorHAnsi" w:cstheme="majorBidi"/>
+        <w:rFonts/>
         <w:b/>
         <w:bCs/>
       </w:rPr>
@@ -3830,14 +3657,14 @@
     </w:tblStylePr>
     <w:tblStylePr w:type="firstCol">
       <w:rPr>
-        <w:rFonts w:asciiTheme="majorHAnsi" w:eastAsiaTheme="majorEastAsia" w:hAnsiTheme="majorHAnsi" w:cstheme="majorBidi"/>
+        <w:rFonts/>
         <w:b/>
         <w:bCs/>
       </w:rPr>
     </w:tblStylePr>
     <w:tblStylePr w:type="lastCol">
       <w:rPr>
-        <w:rFonts w:asciiTheme="majorHAnsi" w:eastAsiaTheme="majorEastAsia" w:hAnsiTheme="majorHAnsi" w:cstheme="majorBidi"/>
+        <w:rFonts/>
         <w:b/>
         <w:bCs/>
       </w:rPr>
@@ -3921,7 +3748,7 @@
         <w:spacing w:before="0" w:after="0" w:line="240" w:lineRule="auto"/>
       </w:pPr>
       <w:rPr>
-        <w:rFonts w:asciiTheme="majorHAnsi" w:eastAsiaTheme="majorEastAsia" w:hAnsiTheme="majorHAnsi" w:cstheme="majorBidi"/>
+        <w:rFonts/>
         <w:b/>
         <w:bCs/>
       </w:rPr>
@@ -3942,7 +3769,7 @@
         <w:spacing w:before="0" w:after="0" w:line="240" w:lineRule="auto"/>
       </w:pPr>
       <w:rPr>
-        <w:rFonts w:asciiTheme="majorHAnsi" w:eastAsiaTheme="majorEastAsia" w:hAnsiTheme="majorHAnsi" w:cstheme="majorBidi"/>
+        <w:rFonts/>
         <w:b/>
         <w:bCs/>
       </w:rPr>
@@ -3960,14 +3787,14 @@
     </w:tblStylePr>
     <w:tblStylePr w:type="firstCol">
       <w:rPr>
-        <w:rFonts w:asciiTheme="majorHAnsi" w:eastAsiaTheme="majorEastAsia" w:hAnsiTheme="majorHAnsi" w:cstheme="majorBidi"/>
+        <w:rFonts/>
         <w:b/>
         <w:bCs/>
       </w:rPr>
     </w:tblStylePr>
     <w:tblStylePr w:type="lastCol">
       <w:rPr>
-        <w:rFonts w:asciiTheme="majorHAnsi" w:eastAsiaTheme="majorEastAsia" w:hAnsiTheme="majorHAnsi" w:cstheme="majorBidi"/>
+        <w:rFonts/>
         <w:b/>
         <w:bCs/>
       </w:rPr>
@@ -4051,7 +3878,7 @@
         <w:spacing w:before="0" w:after="0" w:line="240" w:lineRule="auto"/>
       </w:pPr>
       <w:rPr>
-        <w:rFonts w:asciiTheme="majorHAnsi" w:eastAsiaTheme="majorEastAsia" w:hAnsiTheme="majorHAnsi" w:cstheme="majorBidi"/>
+        <w:rFonts/>
         <w:b/>
         <w:bCs/>
       </w:rPr>
@@ -4072,7 +3899,7 @@
         <w:spacing w:before="0" w:after="0" w:line="240" w:lineRule="auto"/>
       </w:pPr>
       <w:rPr>
-        <w:rFonts w:asciiTheme="majorHAnsi" w:eastAsiaTheme="majorEastAsia" w:hAnsiTheme="majorHAnsi" w:cstheme="majorBidi"/>
+        <w:rFonts/>
         <w:b/>
         <w:bCs/>
       </w:rPr>
@@ -4090,14 +3917,14 @@
     </w:tblStylePr>
     <w:tblStylePr w:type="firstCol">
       <w:rPr>
-        <w:rFonts w:asciiTheme="majorHAnsi" w:eastAsiaTheme="majorEastAsia" w:hAnsiTheme="majorHAnsi" w:cstheme="majorBidi"/>
+        <w:rFonts/>
         <w:b/>
         <w:bCs/>
       </w:rPr>
     </w:tblStylePr>
     <w:tblStylePr w:type="lastCol">
       <w:rPr>
-        <w:rFonts w:asciiTheme="majorHAnsi" w:eastAsiaTheme="majorEastAsia" w:hAnsiTheme="majorHAnsi" w:cstheme="majorBidi"/>
+        <w:rFonts/>
         <w:b/>
         <w:bCs/>
       </w:rPr>
@@ -5962,7 +5789,7 @@
     </w:tblPr>
     <w:tblStylePr w:type="firstRow">
       <w:rPr>
-        <w:rFonts w:asciiTheme="majorHAnsi" w:eastAsiaTheme="majorEastAsia" w:hAnsiTheme="majorHAnsi" w:cstheme="majorBidi"/>
+        <w:rFonts/>
       </w:rPr>
       <w:tblPr/>
       <w:tcPr>
@@ -6046,7 +5873,7 @@
     </w:tblPr>
     <w:tblStylePr w:type="firstRow">
       <w:rPr>
-        <w:rFonts w:asciiTheme="majorHAnsi" w:eastAsiaTheme="majorEastAsia" w:hAnsiTheme="majorHAnsi" w:cstheme="majorBidi"/>
+        <w:rFonts/>
       </w:rPr>
       <w:tblPr/>
       <w:tcPr>
@@ -6130,7 +5957,7 @@
     </w:tblPr>
     <w:tblStylePr w:type="firstRow">
       <w:rPr>
-        <w:rFonts w:asciiTheme="majorHAnsi" w:eastAsiaTheme="majorEastAsia" w:hAnsiTheme="majorHAnsi" w:cstheme="majorBidi"/>
+        <w:rFonts/>
       </w:rPr>
       <w:tblPr/>
       <w:tcPr>
@@ -6214,7 +6041,7 @@
     </w:tblPr>
     <w:tblStylePr w:type="firstRow">
       <w:rPr>
-        <w:rFonts w:asciiTheme="majorHAnsi" w:eastAsiaTheme="majorEastAsia" w:hAnsiTheme="majorHAnsi" w:cstheme="majorBidi"/>
+        <w:rFonts/>
       </w:rPr>
       <w:tblPr/>
       <w:tcPr>
@@ -6298,7 +6125,7 @@
     </w:tblPr>
     <w:tblStylePr w:type="firstRow">
       <w:rPr>
-        <w:rFonts w:asciiTheme="majorHAnsi" w:eastAsiaTheme="majorEastAsia" w:hAnsiTheme="majorHAnsi" w:cstheme="majorBidi"/>
+        <w:rFonts/>
       </w:rPr>
       <w:tblPr/>
       <w:tcPr>
@@ -6382,7 +6209,7 @@
     </w:tblPr>
     <w:tblStylePr w:type="firstRow">
       <w:rPr>
-        <w:rFonts w:asciiTheme="majorHAnsi" w:eastAsiaTheme="majorEastAsia" w:hAnsiTheme="majorHAnsi" w:cstheme="majorBidi"/>
+        <w:rFonts/>
       </w:rPr>
       <w:tblPr/>
       <w:tcPr>
@@ -6466,7 +6293,7 @@
     </w:tblPr>
     <w:tblStylePr w:type="firstRow">
       <w:rPr>
-        <w:rFonts w:asciiTheme="majorHAnsi" w:eastAsiaTheme="majorEastAsia" w:hAnsiTheme="majorHAnsi" w:cstheme="majorBidi"/>
+        <w:rFonts/>
       </w:rPr>
       <w:tblPr/>
       <w:tcPr>
@@ -6531,7 +6358,7 @@
       <w:spacing w:after="0" w:line="240" w:lineRule="auto"/>
     </w:pPr>
     <w:rPr>
-      <w:rFonts w:asciiTheme="majorHAnsi" w:eastAsiaTheme="majorEastAsia" w:hAnsiTheme="majorHAnsi" w:cstheme="majorBidi"/>
+      <w:rFonts/>
       <w:color w:val="000000" w:themeColor="text1"/>
     </w:rPr>
     <w:tblPr>
@@ -6659,7 +6486,7 @@
       <w:spacing w:after="0" w:line="240" w:lineRule="auto"/>
     </w:pPr>
     <w:rPr>
-      <w:rFonts w:asciiTheme="majorHAnsi" w:eastAsiaTheme="majorEastAsia" w:hAnsiTheme="majorHAnsi" w:cstheme="majorBidi"/>
+      <w:rFonts/>
       <w:color w:val="000000" w:themeColor="text1"/>
     </w:rPr>
     <w:tblPr>
@@ -6787,7 +6614,7 @@
       <w:spacing w:after="0" w:line="240" w:lineRule="auto"/>
     </w:pPr>
     <w:rPr>
-      <w:rFonts w:asciiTheme="majorHAnsi" w:eastAsiaTheme="majorEastAsia" w:hAnsiTheme="majorHAnsi" w:cstheme="majorBidi"/>
+      <w:rFonts/>
       <w:color w:val="000000" w:themeColor="text1"/>
     </w:rPr>
     <w:tblPr>
@@ -6915,7 +6742,7 @@
       <w:spacing w:after="0" w:line="240" w:lineRule="auto"/>
     </w:pPr>
     <w:rPr>
-      <w:rFonts w:asciiTheme="majorHAnsi" w:eastAsiaTheme="majorEastAsia" w:hAnsiTheme="majorHAnsi" w:cstheme="majorBidi"/>
+      <w:rFonts/>
       <w:color w:val="000000" w:themeColor="text1"/>
     </w:rPr>
     <w:tblPr>
@@ -7043,7 +6870,7 @@
       <w:spacing w:after="0" w:line="240" w:lineRule="auto"/>
     </w:pPr>
     <w:rPr>
-      <w:rFonts w:asciiTheme="majorHAnsi" w:eastAsiaTheme="majorEastAsia" w:hAnsiTheme="majorHAnsi" w:cstheme="majorBidi"/>
+      <w:rFonts/>
       <w:color w:val="000000" w:themeColor="text1"/>
     </w:rPr>
     <w:tblPr>
@@ -7171,7 +6998,7 @@
       <w:spacing w:after="0" w:line="240" w:lineRule="auto"/>
     </w:pPr>
     <w:rPr>
-      <w:rFonts w:asciiTheme="majorHAnsi" w:eastAsiaTheme="majorEastAsia" w:hAnsiTheme="majorHAnsi" w:cstheme="majorBidi"/>
+      <w:rFonts/>
       <w:color w:val="000000" w:themeColor="text1"/>
     </w:rPr>
     <w:tblPr>
@@ -7299,7 +7126,7 @@
       <w:spacing w:after="0" w:line="240" w:lineRule="auto"/>
     </w:pPr>
     <w:rPr>
-      <w:rFonts w:asciiTheme="majorHAnsi" w:eastAsiaTheme="majorEastAsia" w:hAnsiTheme="majorHAnsi" w:cstheme="majorBidi"/>
+      <w:rFonts/>
       <w:color w:val="000000" w:themeColor="text1"/>
     </w:rPr>
     <w:tblPr>
@@ -7938,7 +7765,7 @@
       <w:spacing w:after="0" w:line="240" w:lineRule="auto"/>
     </w:pPr>
     <w:rPr>
-      <w:rFonts w:asciiTheme="majorHAnsi" w:eastAsiaTheme="majorEastAsia" w:hAnsiTheme="majorHAnsi" w:cstheme="majorBidi"/>
+      <w:rFonts/>
       <w:color w:val="000000" w:themeColor="text1"/>
     </w:rPr>
     <w:tblPr>
@@ -8063,7 +7890,7 @@
       <w:spacing w:after="0" w:line="240" w:lineRule="auto"/>
     </w:pPr>
     <w:rPr>
-      <w:rFonts w:asciiTheme="majorHAnsi" w:eastAsiaTheme="majorEastAsia" w:hAnsiTheme="majorHAnsi" w:cstheme="majorBidi"/>
+      <w:rFonts/>
       <w:color w:val="000000" w:themeColor="text1"/>
     </w:rPr>
     <w:tblPr>
@@ -8188,7 +8015,7 @@
       <w:spacing w:after="0" w:line="240" w:lineRule="auto"/>
     </w:pPr>
     <w:rPr>
-      <w:rFonts w:asciiTheme="majorHAnsi" w:eastAsiaTheme="majorEastAsia" w:hAnsiTheme="majorHAnsi" w:cstheme="majorBidi"/>
+      <w:rFonts/>
       <w:color w:val="000000" w:themeColor="text1"/>
     </w:rPr>
     <w:tblPr>
@@ -8313,7 +8140,7 @@
       <w:spacing w:after="0" w:line="240" w:lineRule="auto"/>
     </w:pPr>
     <w:rPr>
-      <w:rFonts w:asciiTheme="majorHAnsi" w:eastAsiaTheme="majorEastAsia" w:hAnsiTheme="majorHAnsi" w:cstheme="majorBidi"/>
+      <w:rFonts/>
       <w:color w:val="000000" w:themeColor="text1"/>
     </w:rPr>
     <w:tblPr>
@@ -8438,7 +8265,7 @@
       <w:spacing w:after="0" w:line="240" w:lineRule="auto"/>
     </w:pPr>
     <w:rPr>
-      <w:rFonts w:asciiTheme="majorHAnsi" w:eastAsiaTheme="majorEastAsia" w:hAnsiTheme="majorHAnsi" w:cstheme="majorBidi"/>
+      <w:rFonts/>
       <w:color w:val="000000" w:themeColor="text1"/>
     </w:rPr>
     <w:tblPr>
@@ -8563,7 +8390,7 @@
       <w:spacing w:after="0" w:line="240" w:lineRule="auto"/>
     </w:pPr>
     <w:rPr>
-      <w:rFonts w:asciiTheme="majorHAnsi" w:eastAsiaTheme="majorEastAsia" w:hAnsiTheme="majorHAnsi" w:cstheme="majorBidi"/>
+      <w:rFonts/>
       <w:color w:val="000000" w:themeColor="text1"/>
     </w:rPr>
     <w:tblPr>
@@ -8688,7 +8515,7 @@
       <w:spacing w:after="0" w:line="240" w:lineRule="auto"/>
     </w:pPr>
     <w:rPr>
-      <w:rFonts w:asciiTheme="majorHAnsi" w:eastAsiaTheme="majorEastAsia" w:hAnsiTheme="majorHAnsi" w:cstheme="majorBidi"/>
+      <w:rFonts/>
       <w:color w:val="000000" w:themeColor="text1"/>
     </w:rPr>
     <w:tblPr>

--- a/az/discovery-articles/3.4 Daxiliyanma mühərriki.docx
+++ b/az/discovery-articles/3.4 Daxiliyanma mühərriki.docx
@@ -103,15 +103,7 @@
         <w:widowControl/>
       </w:pPr>
       <w:r>
-        <w:t>Bu nədir</w:t>
-      </w:r>
-    </w:p>
-    <w:p>
-      <w:pPr>
-        <w:widowControl/>
-      </w:pPr>
-      <w:r>
-        <w:t>Daxiliyanma mühərriki qapalı silindrdə yanacaq və hava qarışığını yandırır. Qızmış qazlar genişlənərək porşeni itələyir, dirsəkli val isə bu hərəkəti fırlanmaya çevirir. Avtomobillərdə geniş yayılmış dördtaktlı dövr sorma, sıxma, iş gedişi və xaricetmədən ibarətdir. Buxar mühərrikindən fərqli olaraq ayrıca qazan yoxdur. Yanma birbaşa işləyən hissədə baş verir; bunu saniyədə dəfələrlə təkrarlanan, idarə olunan partlayışa bənzətmək olar.</w:t>
+        <w:t>Bu nədir?</w:t>
       </w:r>
     </w:p>
     <w:p>
@@ -120,15 +112,7 @@
         <w:widowControl/>
       </w:pPr>
       <w:r>
-        <w:t>Kim kəşf edib və ya yaradıb</w:t>
-      </w:r>
-    </w:p>
-    <w:p>
-      <w:pPr>
-        <w:widowControl/>
-      </w:pPr>
-      <w:r>
-        <w:t>Qaz və benzin mühərrikləri üzərində çoxsaylı təcrübəçilər çalışırdı. Nikolaus Ottonun 1876-cı il dördtaktlı mühərriki mühüm praktik mərhələ oldu. Qotlib Daymler və Vilhelm Maybax nəqliyyata uyğun daha yüngül və sürətli benzin mühərrikləri hazırladılar. Rudolf Dizel 1890-cı illərdə yanacağı sıxılmanın yaratdığı istiliklə alışdıran mühərrik qurdu; bu həll gəmilər və yük maşınları üçün səmərəli idi. Karl Bens və başqaları mühərrikləri təkərli nəqliyyata yerləşdirdilər. Nəticə tək bir insanın deyil, bir-birinin işini davam etdirən ixtiraçıların nailiyyəti idi.</w:t>
+        <w:t>Daxiliyanma mühərriki yanacağın yanması zamanı ayrılan enerjini mexaniki hərəkətə çevirir. Porşenli mühərrikdə yanma silindrin içində baş verir. Qızmış qazlar genişlənərək porşeni itələyir, dirsəkli val isə porşenin irəli-geri hərəkətini fırlanma hərəkətinə çevirir.</w:t>
       </w:r>
     </w:p>
     <w:p>
@@ -137,15 +121,133 @@
         <w:widowControl/>
       </w:pPr>
       <w:r>
-        <w:t>Nə vaxt və necə yaranıb</w:t>
+        <w:t>Avtomobillərdə geniş işlədilən dördtaktlı mühərrikin bir iş dövrü dörd mərhələdən ibarətdir:</w:t>
       </w:r>
     </w:p>
     <w:p>
       <w:pPr>
+        <w:pStyle w:val="Heading1"/>
         <w:widowControl/>
       </w:pPr>
       <w:r>
-        <w:t>XIX əsrin sonlarında neft, daha yaxşı dəzgahlar və fabrik ölçüsündə bacaya ehtiyac duymayan güc mənbəyinə tələbat vardı. Almaniyada və başqa ölkələrdə emalatxanalar faytona yerləşəcək qədər kiçik mühərrik hazırlamaq üçün yarışırdı. Patentlər və sərgilər yeni quruluşları yayırdı. 1900-cü ilə doğru daxiliyanma mühərrikinin sadəcə maraqlı təcrübə olmadığı aydınlaşmışdı.</w:t>
+        <w:t>Sorma: silindrə hava və ya yanacaq-hava qarışığı daxil olur.</w:t>
+      </w:r>
+    </w:p>
+    <w:p>
+      <w:pPr>
+        <w:pStyle w:val="Heading1"/>
+        <w:widowControl/>
+      </w:pPr>
+      <w:r>
+        <w:t>Sıxma: porşen yuxarı hərəkət edərək silindrin içindəkini sıxır.</w:t>
+      </w:r>
+    </w:p>
+    <w:p>
+      <w:pPr>
+        <w:pStyle w:val="Heading1"/>
+        <w:widowControl/>
+      </w:pPr>
+      <w:r>
+        <w:t>İş gedişi: yanacaq yanır, genişlənən qazlar porşeni aşağı itələyir.</w:t>
+      </w:r>
+    </w:p>
+    <w:p>
+      <w:pPr>
+        <w:pStyle w:val="Heading1"/>
+        <w:widowControl/>
+      </w:pPr>
+      <w:r>
+        <w:t>Xaricetmə: yanmış qazlar silindrdən çıxarılır.</w:t>
+      </w:r>
+    </w:p>
+    <w:p>
+      <w:pPr>
+        <w:pStyle w:val="Heading1"/>
+        <w:widowControl/>
+      </w:pPr>
+      <w:r>
+        <w:t>Buxar mühərrikindən fərqli olaraq, burada ayrıca qazana ehtiyac yoxdur. Yanacağın enerjisi birbaşa silindrdə hərəkət yaradır. Bu proses mühərrik işlədikcə sürətlə və müəyyən ardıcıllıqla təkrarlanır.</w:t>
+      </w:r>
+    </w:p>
+    <w:p>
+      <w:pPr>
+        <w:pStyle w:val="Heading1"/>
+        <w:widowControl/>
+      </w:pPr>
+      <w:r>
+        <w:t>Kim yaradıb?</w:t>
+      </w:r>
+    </w:p>
+    <w:p>
+      <w:pPr>
+        <w:pStyle w:val="Heading1"/>
+        <w:widowControl/>
+      </w:pPr>
+      <w:r>
+        <w:t>Daxiliyanma mühərriki bir nəfərin ixtirası deyil. Onun yaranmasında qaz və benzin mühərrikləri üzərində çalışan bir çox ixtiraçının əməyi var.</w:t>
+      </w:r>
+    </w:p>
+    <w:p>
+      <w:pPr>
+        <w:pStyle w:val="Heading1"/>
+        <w:widowControl/>
+      </w:pPr>
+      <w:r>
+        <w:t>Nikolaus Ottonun 1876-cı ildə hazırladığı dördtaktlı mühərrik bu sahədə mühüm irəliləyiş oldu. Qotlib Daymler və Vilhelm Maybax isə nəqliyyat vasitələrində istifadə edilə bilən daha yüngül, yüksək dövrlərlə işləyən benzin mühərrikləri hazırladılar.</w:t>
+      </w:r>
+    </w:p>
+    <w:p>
+      <w:pPr>
+        <w:pStyle w:val="Heading1"/>
+        <w:widowControl/>
+      </w:pPr>
+      <w:r>
+        <w:t>Rudolf Dizel 1890-cı illərdə fərqli alışma üsuluna əsaslanan mühərrik yaratdı. Bu mühərrikdə yanacaq sıxılaraq qızmış havanın təsiri ilə alışırdı. Həmin quruluş sonralar gəmilərdə və yük avtomobillərində geniş tətbiq olundu.</w:t>
+      </w:r>
+    </w:p>
+    <w:p>
+      <w:pPr>
+        <w:pStyle w:val="Heading1"/>
+        <w:widowControl/>
+      </w:pPr>
+      <w:r>
+        <w:t>Karl Bens və başqa ixtiraçılar mühərriki təkərli nəqliyyat vasitələrinə quraşdırdılar. Beləliklə, birinin başladığı işi digəri təkmilləşdirdi və daxiliyanma mühərriki gündəlik həyatda istifadə oluna bilən güc mənbəyinə çevrildi.</w:t>
+      </w:r>
+    </w:p>
+    <w:p>
+      <w:pPr>
+        <w:pStyle w:val="Heading1"/>
+        <w:widowControl/>
+      </w:pPr>
+      <w:r>
+        <w:t>Nə vaxt və necə yaranıb?</w:t>
+      </w:r>
+    </w:p>
+    <w:p>
+      <w:pPr>
+        <w:pStyle w:val="Heading1"/>
+        <w:widowControl/>
+      </w:pPr>
+      <w:r>
+        <w:t>XIX əsrin sonlarında neftdən istifadə genişlənir, dəzgahlar təkmilləşir, kiçik və daşına bilən mühərriklərə ehtiyac artırdı. Böyük buxar qazanı və baca tələb etməyən bir güc mənbəyi nəqliyyat üçün xüsusilə əlverişli olardı.</w:t>
+      </w:r>
+    </w:p>
+    <w:p>
+      <w:pPr>
+        <w:pStyle w:val="Heading1"/>
+        <w:widowControl/>
+      </w:pPr>
+      <w:r>
+        <w:t>Almaniyada və başqa ölkələrdə ixtiraçılar mühərriki faytona yerləşəcək qədər kiçiltməyə çalışırdılar. Yeni quruluşlar patentləşdirilir, sərgilərdə nümayiş etdirilir və getdikcə daha geniş yayılırdı.</w:t>
+      </w:r>
+    </w:p>
+    <w:p>
+      <w:pPr>
+        <w:pStyle w:val="Heading1"/>
+        <w:widowControl/>
+      </w:pPr>
+      <w:r>
+        <w:t>1900-cü ilə yaxın daxiliyanma mühərrikinin yalnız maraqlı bir sınaq olmadığı artıq aydın görünürdü. O, nəqliyyatın gələcəyini dəyişdirə biləcək praktik vasitəyə çevrilmişdi.</w:t>
       </w:r>
     </w:p>
     <w:p>
@@ -159,10 +261,29 @@
     </w:p>
     <w:p>
       <w:pPr>
+        <w:pStyle w:val="Heading1"/>
         <w:widowControl/>
       </w:pPr>
       <w:r>
-        <w:t>Kiçik həcmli maye yanacaq çəni çox enerji daşıyırdı. Nisbətən az çəkidən böyük iş almaq imkanı — yüksək enerji sıxlığı — uzun yol səfərlərində buxarlı avtomobillər və erkən elektromobillər qarşısında üstünlük yaradırdı. Termodinamika və metallurgiya birlikdə inkişaf etməli idi: yüksək temperatur möhkəm metallar və yaxşı yağlama tələb edirdi. Həyətimizdə səsini eşitdiyimiz mühərrik istilik haqqında elmin praktik tətbiqidir.</w:t>
+        <w:t>Maye yanacağın az miqdarında böyük enerji ehtiyatı var. Yanacağın bu xüsusiyyəti yüksək enerji sıxlığı adlanır. Buna görə nisbətən kiçik yanacaq çəni ilə uzun məsafə qət etmək mümkün olurdu. Bu üstünlük daxiliyanma mühərrikli avtomobilləri uzun səfərlərdə buxarlı avtomobillərdən və ilk elektromobillərdən daha əlverişli edirdi.</w:t>
+      </w:r>
+    </w:p>
+    <w:p>
+      <w:pPr>
+        <w:pStyle w:val="Heading1"/>
+        <w:widowControl/>
+      </w:pPr>
+      <w:r>
+        <w:t>Mühərriklərin təkmilləşdirilməsi həm istilik və enerjinin çevrilməsini öyrənən termodinamikanın, həm də metallurgiyanın inkişafını tələb edirdi. Yüksək temperatur və təzyiqə davam gətirən metallar hazırlamaq, sürtünməni azaltmaq və hərəkət edən hissələri yaxşı yağlamaq lazım idi.</w:t>
+      </w:r>
+    </w:p>
+    <w:p>
+      <w:pPr>
+        <w:pStyle w:val="Heading1"/>
+        <w:widowControl/>
+      </w:pPr>
+      <w:r>
+        <w:t>Gündəlik həyatda səsini eşitdiyimiz avtomobil mühərrikinin arxasında istilik, təzyiq, hərəkət və materialların xassələri haqqında elmi biliklər dayanır.</w:t>
       </w:r>
     </w:p>
     <w:p>
@@ -176,10 +297,11 @@
     </w:p>
     <w:p>
       <w:pPr>
+        <w:pStyle w:val="Heading1"/>
         <w:widowControl/>
       </w:pPr>
       <w:r>
-        <w:t>Avtomobillər, motosikletlər, traktorlar, tanklar və reaktiv aviasiya dövrünə qədər təyyarələrin əksəriyyəti bu fikrin müxtəlif variantlarından istifadə edirdi. Onları yanacaqla təmin etmək üçün neft emalı böyüdü. XXI əsrdə elektrik mühərrikləri və batareyalar avtomobillərdə daxiliyanma mühərriklərinə rəqibdir. Gəmilər, təyyarələr və ağır maşınlar isə hələ də yanmaya geniş ölçüdə arxalanır. Hibrid sistemlər hər iki üsulu birləşdirir.</w:t>
+        <w:t>Avtomobillər, motosikletlər, traktorlar, tanklar və reaktiv təyyarələr geniş yayılana qədər təyyarələrin əksəriyyəti porşenli daxiliyanma mühərrikləri ilə işləyirdi. Bu vasitələrin yanacağa artan tələbatı neft emalı sənayesinin də böyüməsinə səbəb oldu.</w:t>
       </w:r>
     </w:p>
     <w:p>
@@ -188,15 +310,52 @@
         <w:widowControl/>
       </w:pPr>
       <w:r>
-        <w:t>İnsan həyatını necə dəyişib</w:t>
+        <w:t>XXI əsrdə elektrik mühərrikləri və batareyalar avtomobillərdə daxiliyanma mühərriklərinə alternativ kimi daha geniş tətbiq olunur. Bununla belə, gəmilərdə, təyyarələrdə və ağır texnikada yanacağın yandırılmasına əsaslanan mühərriklərdən geniş istifadə edilir.</w:t>
       </w:r>
     </w:p>
     <w:p>
       <w:pPr>
+        <w:pStyle w:val="Heading1"/>
         <w:widowControl/>
       </w:pPr>
       <w:r>
-        <w:t>Şəxsi səfərlər, şəhərətrafı yaşayış və dünya üzrə yük daşımaları bu mühərrik ətrafında yenidən quruldu. Dumanla çirklənmənin qarışığı olan smoq, neftlə bağlı siyasi münasibətlər və karbonlu yanacaqların yandırılmasından doğan iqlim dəyişikliyi də bu tarixə daxildir. Cəmiyyət hərəkət azadlığı ilə yanaşı yeni asılılıq qazandı. Evin qarşısındakı avtomobil mühərriki həm rahatlıq, həm də hələ həll etməyə çalışdığımız tarixi problemdir.</w:t>
+        <w:t>Hibrid avtomobillərdə isə daxiliyanma və elektrik mühərrikləri birlikdə işləyir. Belə sistemlər hər iki mühərrikin imkanlarından yararlanmağa şərait yaradır.</w:t>
+      </w:r>
+    </w:p>
+    <w:p>
+      <w:pPr>
+        <w:pStyle w:val="Heading1"/>
+        <w:widowControl/>
+      </w:pPr>
+      <w:r>
+        <w:t>İnsan həyatını necə dəyişib?</w:t>
+      </w:r>
+    </w:p>
+    <w:p>
+      <w:pPr>
+        <w:pStyle w:val="Heading1"/>
+        <w:widowControl/>
+      </w:pPr>
+      <w:r>
+        <w:t>Daxiliyanma mühərriki insanların səfər etməsini, şəhərdən kənarda yaşayıb şəhərdə işləməsini və yüklərin uzaq məsafələrə daşınmasını asanlaşdırdı. Yaşayış məntəqələri, yollar və ticarət əlaqələri bu yeni imkanlara uyğun dəyişdi.</w:t>
+      </w:r>
+    </w:p>
+    <w:p>
+      <w:pPr>
+        <w:pStyle w:val="Heading1"/>
+        <w:widowControl/>
+      </w:pPr>
+      <w:r>
+        <w:t>Lakin bu inkişafın mənfi nəticələri də oldu. Avtomobillərin buraxdığı qazlar havanın çirklənməsinə və smoqun yaranmasına səbəb oldu. Neftdən asılılıq dövlətlərarası münasibətlərə təsir göstərdi. Karbon tərkibli yanacaqların yandırılması isə iqlim dəyişikliyinə töhfə verdi.</w:t>
+      </w:r>
+    </w:p>
+    <w:p>
+      <w:pPr>
+        <w:pStyle w:val="Heading1"/>
+        <w:widowControl/>
+      </w:pPr>
+      <w:r>
+        <w:t>İnsanlar daha sərbəst hərəkət etmək imkanı qazandılar, eyni zamanda yanacaqdan daha çox asılı oldular. Evin qarşısında dayanan avtomobil bu dəyişikliklərin gündəlik nümunəsidir: həyatımızı asanlaşdırır, amma onun yanacaq sərfi və ətraf mühitə təsiri həllini axtardığımız problemlər olaraq qalır.</w:t>
       </w:r>
     </w:p>
     <w:p>
@@ -217,7 +376,7 @@
         <w:rPr>
           <w:sz w:val="20"/>
         </w:rPr>
-        <w:t>C Qurumların materialları və ensiklopedik mənbələr</w:t>
+        <w:t>Qurumların materialları və ensiklopedik mənbələr</w:t>
       </w:r>
     </w:p>
     <w:p>
@@ -253,7 +412,7 @@
         <w:rPr>
           <w:sz w:val="20"/>
         </w:rPr>
-        <w:t>D Muzey arxiv və kitabxana materialları</w:t>
+        <w:t>Muzey arxiv və kitabxana materialları</w:t>
       </w:r>
     </w:p>
     <w:p>
@@ -313,7 +472,7 @@
         <w:rPr>
           <w:sz w:val="20"/>
         </w:rPr>
-        <w:t>H Peşə birlikləri və standartlaşdırma qurumları</w:t>
+        <w:t>Peşə birlikləri və standartlaşdırma qurumları</w:t>
       </w:r>
     </w:p>
     <w:p>
